--- a/Node_Case/Node_assembly/SAULink9_assembly.docx
+++ b/Node_Case/Node_assembly/SAULink9_assembly.docx
@@ -363,35 +363,86 @@
       </w:r>
     </w:p>
     <w:p>
-      <w:pPr>
+      <w:r>
+        <w:t>u</w:t>
+      </w:r>
+      <w:r>
+        <w:t xml:space="preserve">se 2.5x6+6 </w:t>
+      </w:r>
+      <w:r>
+        <w:t xml:space="preserve">+ 2.5x10+6 (4x)  </w:t>
+      </w:r>
+      <w:r>
+        <w:t xml:space="preserve">+ </w:t>
+      </w:r>
+      <w:r>
+        <w:t xml:space="preserve">4x </w:t>
+      </w:r>
+      <w:r>
+        <w:t>Nylon Flat</w:t>
+      </w:r>
+      <w:r>
+        <w:t xml:space="preserve"> or </w:t>
+      </w:r>
+      <w:r>
         <w:rPr>
           <w:i/>
           <w:iCs/>
         </w:rPr>
-      </w:pPr>
-      <w:r>
-        <w:t>u</w:t>
-      </w:r>
-      <w:r>
-        <w:t xml:space="preserve">se 2.5x16+6 (4x) / 8x Nylon Flat // </w:t>
+        <w:t>2.5*1</w:t>
       </w:r>
       <w:r>
         <w:rPr>
           <w:i/>
           <w:iCs/>
         </w:rPr>
-        <w:t>2.5*12+6 (4x) / 2x M2.5 Nuts or similar high</w:t>
-      </w:r>
-    </w:p>
-    <w:p>
-      <w:pPr>
-        <w:pStyle w:val="Listenabsatz"/>
-        <w:ind w:firstLine="696"/>
+        <w:t>5</w:t>
+      </w:r>
+      <w:r>
         <w:rPr>
           <w:i/>
           <w:iCs/>
         </w:rPr>
-      </w:pPr>
+        <w:t>+6 (4x)</w:t>
+      </w:r>
+      <w:r>
+        <w:rPr>
+          <w:i/>
+          <w:iCs/>
+        </w:rPr>
+        <w:t xml:space="preserve"> + </w:t>
+      </w:r>
+      <w:r>
+        <w:t>8x Nylon Flat</w:t>
+      </w:r>
+      <w:r>
+        <w:rPr>
+          <w:i/>
+          <w:iCs/>
+        </w:rPr>
+        <w:t xml:space="preserve"> </w:t>
+      </w:r>
+      <w:r>
+        <w:rPr>
+          <w:i/>
+          <w:iCs/>
+        </w:rPr>
+        <w:t>or similar high</w:t>
+      </w:r>
+      <w:r>
+        <w:rPr>
+          <w:i/>
+          <w:iCs/>
+        </w:rPr>
+        <w:t xml:space="preserve"> // 2x 2.5 nuts</w:t>
+      </w:r>
+      <w:r>
+        <w:rPr>
+          <w:i/>
+          <w:iCs/>
+        </w:rPr>
+        <w:t xml:space="preserve"> // 2x 2.5x12+6</w:t>
+      </w:r>
     </w:p>
     <w:p>
       <w:pPr>
